--- a/CSDS/A/CSDS-A-A9/11. BLOCK DIAGRAMS ALL.docx
+++ b/CSDS/A/CSDS-A-A9/11. BLOCK DIAGRAMS ALL.docx
@@ -14324,7 +14324,7 @@
     <w:uiPriority w:val="39"/>
     <w:semiHidden/>
     <w:unhideWhenUsed/>
-    <w:rsid w:val="00445B96"/>
+    <w:rsid w:val="00A45B6E"/>
     <w:pPr>
       <w:spacing w:after="20" w:line="240" w:lineRule="auto"/>
     </w:pPr>
@@ -14340,7 +14340,7 @@
     <w:uiPriority w:val="39"/>
     <w:semiHidden/>
     <w:unhideWhenUsed/>
-    <w:rsid w:val="00445B96"/>
+    <w:rsid w:val="00A45B6E"/>
     <w:pPr>
       <w:spacing w:after="20" w:line="240" w:lineRule="auto"/>
       <w:ind w:left="240"/>
@@ -14356,7 +14356,7 @@
     <w:uiPriority w:val="99"/>
     <w:semiHidden/>
     <w:unhideWhenUsed/>
-    <w:rsid w:val="00445B96"/>
+    <w:rsid w:val="00A45B6E"/>
     <w:pPr>
       <w:spacing w:after="20" w:line="240" w:lineRule="auto"/>
     </w:pPr>
@@ -14692,7 +14692,7 @@
 </file>
 
 <file path=customXml/itemProps1.xml><?xml version="1.0" encoding="utf-8"?>
-<ds:datastoreItem xmlns:ds="http://schemas.openxmlformats.org/officeDocument/2006/customXml" ds:itemID="{61E21C68-7FB6-4C51-B67A-B1E0DD6CF42A}">
+<ds:datastoreItem xmlns:ds="http://schemas.openxmlformats.org/officeDocument/2006/customXml" ds:itemID="{FE442971-CD8F-4744-A672-0762D4361557}">
   <ds:schemaRefs>
     <ds:schemaRef ds:uri="http://schemas.openxmlformats.org/officeDocument/2006/bibliography"/>
   </ds:schemaRefs>
